--- a/Data/Table1B_v3_CohortB.docx
+++ b/Data/Table1B_v3_CohortB.docx
@@ -7,7 +7,7 @@
         <w:pStyle w:val="Heading1"/>
       </w:pPr>
       <w:r>
-        <w:t>Table 1B. Cohort B baseline characteristics (≥2-dose + 3-mo landmark primary cohort; n=934)</w:t>
+        <w:t>Table 1B. Cohort B baseline characteristics (≥2-dose + 3-mo landmark primary cohort; n=912)</w:t>
       </w:r>
     </w:p>
     <w:tbl>
@@ -48,7 +48,7 @@
                 <w:b/>
                 <w:sz w:val="18"/>
               </w:rPr>
-              <w:t>Vaccinated (n=204)</w:t>
+              <w:t>Vaccinated (n=203)</w:t>
             </w:r>
           </w:p>
         </w:tc>
@@ -62,7 +62,7 @@
                 <w:b/>
                 <w:sz w:val="18"/>
               </w:rPr>
-              <w:t>Non-vaccinated (n=730)</w:t>
+              <w:t>Non-vaccinated (n=709)</w:t>
             </w:r>
           </w:p>
         </w:tc>
@@ -118,7 +118,7 @@
               <w:rPr>
                 <w:sz w:val="17"/>
               </w:rPr>
-              <w:t>36.96 ± 9.41</w:t>
+              <w:t>36.99 ± 9.42</w:t>
             </w:r>
           </w:p>
         </w:tc>
@@ -131,7 +131,7 @@
               <w:rPr>
                 <w:sz w:val="17"/>
               </w:rPr>
-              <w:t>36.92 ± 8.37</w:t>
+              <w:t>36.90 ± 8.40</w:t>
             </w:r>
           </w:p>
         </w:tc>
@@ -144,7 +144,7 @@
               <w:rPr>
                 <w:sz w:val="17"/>
               </w:rPr>
-              <w:t>0.959</w:t>
+              <w:t>0.901</w:t>
             </w:r>
           </w:p>
         </w:tc>
@@ -157,7 +157,7 @@
               <w:rPr>
                 <w:sz w:val="17"/>
               </w:rPr>
-              <w:t>0.004</w:t>
+              <w:t>0.010</w:t>
             </w:r>
           </w:p>
         </w:tc>
@@ -185,7 +185,7 @@
               <w:rPr>
                 <w:sz w:val="17"/>
               </w:rPr>
-              <w:t>22.49 ± 3.64</w:t>
+              <w:t>22.51 ± 3.63</w:t>
             </w:r>
           </w:p>
         </w:tc>
@@ -198,7 +198,7 @@
               <w:rPr>
                 <w:sz w:val="17"/>
               </w:rPr>
-              <w:t>22.38 ± 3.88</w:t>
+              <w:t>22.38 ± 3.89</w:t>
             </w:r>
           </w:p>
         </w:tc>
@@ -211,7 +211,7 @@
               <w:rPr>
                 <w:sz w:val="17"/>
               </w:rPr>
-              <w:t>0.733</w:t>
+              <w:t>0.690</w:t>
             </w:r>
           </w:p>
         </w:tc>
@@ -224,7 +224,7 @@
               <w:rPr>
                 <w:sz w:val="17"/>
               </w:rPr>
-              <w:t>0.030</w:t>
+              <w:t>0.035</w:t>
             </w:r>
           </w:p>
         </w:tc>
@@ -252,7 +252,7 @@
               <w:rPr>
                 <w:sz w:val="17"/>
               </w:rPr>
-              <w:t>113.50 ± 13.42</w:t>
+              <w:t>113.59 ± 13.42</w:t>
             </w:r>
           </w:p>
         </w:tc>
@@ -265,7 +265,7 @@
               <w:rPr>
                 <w:sz w:val="17"/>
               </w:rPr>
-              <w:t>112.90 ± 13.73</w:t>
+              <w:t>112.85 ± 13.78</w:t>
             </w:r>
           </w:p>
         </w:tc>
@@ -278,7 +278,7 @@
               <w:rPr>
                 <w:sz w:val="17"/>
               </w:rPr>
-              <w:t>0.616</w:t>
+              <w:t>0.542</w:t>
             </w:r>
           </w:p>
         </w:tc>
@@ -291,7 +291,7 @@
               <w:rPr>
                 <w:sz w:val="17"/>
               </w:rPr>
-              <w:t>0.045</w:t>
+              <w:t>0.055</w:t>
             </w:r>
           </w:p>
         </w:tc>
@@ -319,7 +319,7 @@
               <w:rPr>
                 <w:sz w:val="17"/>
               </w:rPr>
-              <w:t>72.15 ± 10.46</w:t>
+              <w:t>72.04 ± 10.41</w:t>
             </w:r>
           </w:p>
         </w:tc>
@@ -332,7 +332,7 @@
               <w:rPr>
                 <w:sz w:val="17"/>
               </w:rPr>
-              <w:t>71.58 ± 11.96</w:t>
+              <w:t>71.48 ± 12.01</w:t>
             </w:r>
           </w:p>
         </w:tc>
@@ -345,7 +345,7 @@
               <w:rPr>
                 <w:sz w:val="17"/>
               </w:rPr>
-              <w:t>0.555</w:t>
+              <w:t>0.568</w:t>
             </w:r>
           </w:p>
         </w:tc>
@@ -358,7 +358,7 @@
               <w:rPr>
                 <w:sz w:val="17"/>
               </w:rPr>
-              <w:t>0.051</w:t>
+              <w:t>0.049</w:t>
             </w:r>
           </w:p>
         </w:tc>
@@ -386,7 +386,7 @@
               <w:rPr>
                 <w:sz w:val="17"/>
               </w:rPr>
-              <w:t>36 (17.6%)</w:t>
+              <w:t>36 (17.7%)</w:t>
             </w:r>
           </w:p>
         </w:tc>
@@ -399,7 +399,7 @@
               <w:rPr>
                 <w:sz w:val="17"/>
               </w:rPr>
-              <w:t>76 (10.4%)</w:t>
+              <w:t>75 (10.6%)</w:t>
             </w:r>
           </w:p>
         </w:tc>
@@ -412,7 +412,7 @@
               <w:rPr>
                 <w:sz w:val="17"/>
               </w:rPr>
-              <w:t>0.007</w:t>
+              <w:t>0.010</w:t>
             </w:r>
           </w:p>
         </w:tc>
@@ -425,7 +425,7 @@
               <w:rPr>
                 <w:sz w:val="17"/>
               </w:rPr>
-              <w:t>0.210</w:t>
+              <w:t>0.206</w:t>
             </w:r>
           </w:p>
         </w:tc>
@@ -466,7 +466,7 @@
               <w:rPr>
                 <w:sz w:val="17"/>
               </w:rPr>
-              <w:t>3 (0.4%)</w:t>
+              <w:t>2 (0.3%)</w:t>
             </w:r>
           </w:p>
         </w:tc>
@@ -492,7 +492,7 @@
               <w:rPr>
                 <w:sz w:val="17"/>
               </w:rPr>
-              <w:t>0.091</w:t>
+              <w:t>0.075</w:t>
             </w:r>
           </w:p>
         </w:tc>
@@ -546,7 +546,7 @@
               <w:rPr>
                 <w:sz w:val="17"/>
               </w:rPr>
-              <w:t>0.069</w:t>
+              <w:t>0.074</w:t>
             </w:r>
           </w:p>
         </w:tc>
@@ -559,7 +559,7 @@
               <w:rPr>
                 <w:sz w:val="17"/>
               </w:rPr>
-              <w:t>0.129</w:t>
+              <w:t>0.127</w:t>
             </w:r>
           </w:p>
         </w:tc>
@@ -587,7 +587,7 @@
               <w:rPr>
                 <w:sz w:val="17"/>
               </w:rPr>
-              <w:t>163 (79.9%)</w:t>
+              <w:t>162 (79.8%)</w:t>
             </w:r>
           </w:p>
         </w:tc>
@@ -600,7 +600,7 @@
               <w:rPr>
                 <w:sz w:val="17"/>
               </w:rPr>
-              <w:t>645 (88.4%)</w:t>
+              <w:t>626 (88.3%)</w:t>
             </w:r>
           </w:p>
         </w:tc>
@@ -654,7 +654,7 @@
               <w:rPr>
                 <w:sz w:val="17"/>
               </w:rPr>
-              <w:t>50 (24.5%)</w:t>
+              <w:t>50 (24.6%)</w:t>
             </w:r>
           </w:p>
         </w:tc>
@@ -667,7 +667,7 @@
               <w:rPr>
                 <w:sz w:val="17"/>
               </w:rPr>
-              <w:t>209 (28.6%)</w:t>
+              <w:t>204 (28.8%)</w:t>
             </w:r>
           </w:p>
         </w:tc>
@@ -680,7 +680,7 @@
               <w:rPr>
                 <w:sz w:val="17"/>
               </w:rPr>
-              <w:t>0.288</w:t>
+              <w:t>0.287</w:t>
             </w:r>
           </w:p>
         </w:tc>
@@ -693,7 +693,7 @@
               <w:rPr>
                 <w:sz w:val="17"/>
               </w:rPr>
-              <w:t>0.093</w:t>
+              <w:t>0.094</w:t>
             </w:r>
           </w:p>
         </w:tc>
@@ -721,7 +721,7 @@
               <w:rPr>
                 <w:sz w:val="17"/>
               </w:rPr>
-              <w:t>6.10 ± 3.84</w:t>
+              <w:t>6.11 ± 3.85</w:t>
             </w:r>
           </w:p>
         </w:tc>
@@ -734,7 +734,7 @@
               <w:rPr>
                 <w:sz w:val="17"/>
               </w:rPr>
-              <w:t>5.98 ± 3.57</w:t>
+              <w:t>6.02 ± 3.58</w:t>
             </w:r>
           </w:p>
         </w:tc>
@@ -747,7 +747,7 @@
               <w:rPr>
                 <w:sz w:val="17"/>
               </w:rPr>
-              <w:t>0.677</w:t>
+              <w:t>0.763</w:t>
             </w:r>
           </w:p>
         </w:tc>
@@ -760,7 +760,7 @@
               <w:rPr>
                 <w:sz w:val="17"/>
               </w:rPr>
-              <w:t>0.034</w:t>
+              <w:t>0.025</w:t>
             </w:r>
           </w:p>
         </w:tc>
@@ -788,7 +788,7 @@
               <w:rPr>
                 <w:sz w:val="17"/>
               </w:rPr>
-              <w:t>2016.37 ± 3.68</w:t>
+              <w:t>2016.35 ± 3.68</w:t>
             </w:r>
           </w:p>
         </w:tc>
@@ -801,7 +801,7 @@
               <w:rPr>
                 <w:sz w:val="17"/>
               </w:rPr>
-              <w:t>2016.50 ± 3.61</w:t>
+              <w:t>2016.44 ± 3.61</w:t>
             </w:r>
           </w:p>
         </w:tc>
@@ -814,7 +814,7 @@
               <w:rPr>
                 <w:sz w:val="17"/>
               </w:rPr>
-              <w:t>0.652</w:t>
+              <w:t>0.746</w:t>
             </w:r>
           </w:p>
         </w:tc>
@@ -827,7 +827,7 @@
               <w:rPr>
                 <w:sz w:val="17"/>
               </w:rPr>
-              <w:t>0.036</w:t>
+              <w:t>0.026</w:t>
             </w:r>
           </w:p>
         </w:tc>
@@ -855,7 +855,7 @@
               <w:rPr>
                 <w:sz w:val="17"/>
               </w:rPr>
-              <w:t>203 (99.5%)</w:t>
+              <w:t>202 (99.5%)</w:t>
             </w:r>
           </w:p>
         </w:tc>
@@ -868,7 +868,7 @@
               <w:rPr>
                 <w:sz w:val="17"/>
               </w:rPr>
-              <w:t>725 (99.3%)</w:t>
+              <w:t>705 (99.4%)</w:t>
             </w:r>
           </w:p>
         </w:tc>
@@ -894,7 +894,7 @@
               <w:rPr>
                 <w:sz w:val="17"/>
               </w:rPr>
-              <w:t>0.025</w:t>
+              <w:t>0.010</w:t>
             </w:r>
           </w:p>
         </w:tc>
@@ -935,7 +935,7 @@
               <w:rPr>
                 <w:sz w:val="17"/>
               </w:rPr>
-              <w:t>5 (0.7%)</w:t>
+              <w:t>4 (0.6%)</w:t>
             </w:r>
           </w:p>
         </w:tc>
@@ -961,7 +961,7 @@
               <w:rPr>
                 <w:sz w:val="17"/>
               </w:rPr>
-              <w:t>0.025</w:t>
+              <w:t>0.010</w:t>
             </w:r>
           </w:p>
         </w:tc>
@@ -1082,7 +1082,7 @@
               <w:rPr>
                 <w:sz w:val="17"/>
               </w:rPr>
-              <w:t>0.238</w:t>
+              <w:t>0.242</w:t>
             </w:r>
           </w:p>
         </w:tc>
@@ -1095,7 +1095,7 @@
               <w:rPr>
                 <w:sz w:val="17"/>
               </w:rPr>
-              <w:t>0.097</w:t>
+              <w:t>0.096</w:t>
             </w:r>
           </w:p>
         </w:tc>
@@ -1136,7 +1136,7 @@
               <w:rPr>
                 <w:sz w:val="17"/>
               </w:rPr>
-              <w:t>10 (1.4%)</w:t>
+              <w:t>9 (1.3%)</w:t>
             </w:r>
           </w:p>
         </w:tc>
@@ -1162,7 +1162,7 @@
               <w:rPr>
                 <w:sz w:val="17"/>
               </w:rPr>
-              <w:t>0.036</w:t>
+              <w:t>0.027</w:t>
             </w:r>
           </w:p>
         </w:tc>
@@ -1324,7 +1324,7 @@
               <w:rPr>
                 <w:sz w:val="17"/>
               </w:rPr>
-              <w:t>6 (2.9%)</w:t>
+              <w:t>6 (3.0%)</w:t>
             </w:r>
           </w:p>
         </w:tc>
@@ -1337,7 +1337,7 @@
               <w:rPr>
                 <w:sz w:val="17"/>
               </w:rPr>
-              <w:t>14 (1.9%)</w:t>
+              <w:t>13 (1.8%)</w:t>
             </w:r>
           </w:p>
         </w:tc>
@@ -1350,7 +1350,7 @@
               <w:rPr>
                 <w:sz w:val="17"/>
               </w:rPr>
-              <w:t>0.410</w:t>
+              <w:t>0.400</w:t>
             </w:r>
           </w:p>
         </w:tc>
@@ -1363,7 +1363,7 @@
               <w:rPr>
                 <w:sz w:val="17"/>
               </w:rPr>
-              <w:t>0.067</w:t>
+              <w:t>0.073</w:t>
             </w:r>
           </w:p>
         </w:tc>
@@ -1454,7 +1454,7 @@
               <w:rPr>
                 <w:sz w:val="17"/>
               </w:rPr>
-              <w:t>72 (35.3%)</w:t>
+              <w:t>72 (35.5%)</w:t>
             </w:r>
           </w:p>
         </w:tc>
@@ -1467,7 +1467,7 @@
               <w:rPr>
                 <w:sz w:val="17"/>
               </w:rPr>
-              <w:t>277 (37.9%)</w:t>
+              <w:t>269 (37.9%)</w:t>
             </w:r>
           </w:p>
         </w:tc>
@@ -1480,7 +1480,7 @@
               <w:rPr>
                 <w:sz w:val="17"/>
               </w:rPr>
-              <w:t>0.513</w:t>
+              <w:t>0.565</w:t>
             </w:r>
           </w:p>
         </w:tc>
@@ -1493,7 +1493,7 @@
               <w:rPr>
                 <w:sz w:val="17"/>
               </w:rPr>
-              <w:t>0.055</w:t>
+              <w:t>0.051</w:t>
             </w:r>
           </w:p>
         </w:tc>
@@ -1521,7 +1521,7 @@
               <w:rPr>
                 <w:sz w:val="17"/>
               </w:rPr>
-              <w:t>26 (12.7%)</w:t>
+              <w:t>25 (12.3%)</w:t>
             </w:r>
           </w:p>
         </w:tc>
@@ -1534,7 +1534,7 @@
               <w:rPr>
                 <w:sz w:val="17"/>
               </w:rPr>
-              <w:t>67 (9.2%)</w:t>
+              <w:t>67 (9.4%)</w:t>
             </w:r>
           </w:p>
         </w:tc>
@@ -1547,7 +1547,7 @@
               <w:rPr>
                 <w:sz w:val="17"/>
               </w:rPr>
-              <w:t>0.146</w:t>
+              <w:t>0.236</w:t>
             </w:r>
           </w:p>
         </w:tc>
@@ -1560,7 +1560,7 @@
               <w:rPr>
                 <w:sz w:val="17"/>
               </w:rPr>
-              <w:t>0.114</w:t>
+              <w:t>0.092</w:t>
             </w:r>
           </w:p>
         </w:tc>
@@ -1588,7 +1588,7 @@
               <w:rPr>
                 <w:sz w:val="17"/>
               </w:rPr>
-              <w:t>39 (19.1%)</w:t>
+              <w:t>39 (19.2%)</w:t>
             </w:r>
           </w:p>
         </w:tc>
@@ -1601,7 +1601,7 @@
               <w:rPr>
                 <w:sz w:val="17"/>
               </w:rPr>
-              <w:t>131 (17.9%)</w:t>
+              <w:t>126 (17.8%)</w:t>
             </w:r>
           </w:p>
         </w:tc>
@@ -1614,7 +1614,7 @@
               <w:rPr>
                 <w:sz w:val="17"/>
               </w:rPr>
-              <w:t>0.683</w:t>
+              <w:t>0.679</w:t>
             </w:r>
           </w:p>
         </w:tc>
@@ -1627,7 +1627,7 @@
               <w:rPr>
                 <w:sz w:val="17"/>
               </w:rPr>
-              <w:t>0.030</w:t>
+              <w:t>0.037</w:t>
             </w:r>
           </w:p>
         </w:tc>
@@ -1655,7 +1655,7 @@
               <w:rPr>
                 <w:sz w:val="17"/>
               </w:rPr>
-              <w:t>67 (32.8%)</w:t>
+              <w:t>67 (33.0%)</w:t>
             </w:r>
           </w:p>
         </w:tc>
@@ -1668,7 +1668,7 @@
               <w:rPr>
                 <w:sz w:val="17"/>
               </w:rPr>
-              <w:t>255 (34.9%)</w:t>
+              <w:t>247 (34.8%)</w:t>
             </w:r>
           </w:p>
         </w:tc>
@@ -1681,7 +1681,7 @@
               <w:rPr>
                 <w:sz w:val="17"/>
               </w:rPr>
-              <w:t>0.618</w:t>
+              <w:t>0.676</w:t>
             </w:r>
           </w:p>
         </w:tc>
@@ -1694,7 +1694,7 @@
               <w:rPr>
                 <w:sz w:val="17"/>
               </w:rPr>
-              <w:t>0.044</w:t>
+              <w:t>0.039</w:t>
             </w:r>
           </w:p>
         </w:tc>
@@ -1722,7 +1722,7 @@
               <w:rPr>
                 <w:sz w:val="17"/>
               </w:rPr>
-              <w:t>77 (37.7%)</w:t>
+              <w:t>77 (37.9%)</w:t>
             </w:r>
           </w:p>
         </w:tc>
@@ -1735,7 +1735,7 @@
               <w:rPr>
                 <w:sz w:val="17"/>
               </w:rPr>
-              <w:t>319 (43.7%)</w:t>
+              <w:t>310 (43.7%)</w:t>
             </w:r>
           </w:p>
         </w:tc>
@@ -1748,7 +1748,7 @@
               <w:rPr>
                 <w:sz w:val="17"/>
               </w:rPr>
-              <w:t>0.149</w:t>
+              <w:t>0.148</w:t>
             </w:r>
           </w:p>
         </w:tc>
@@ -1761,7 +1761,7 @@
               <w:rPr>
                 <w:sz w:val="17"/>
               </w:rPr>
-              <w:t>0.121</w:t>
+              <w:t>0.118</w:t>
             </w:r>
           </w:p>
         </w:tc>
@@ -1789,7 +1789,7 @@
               <w:rPr>
                 <w:sz w:val="17"/>
               </w:rPr>
-              <w:t>11 (5.4%)</w:t>
+              <w:t>10 (4.9%)</w:t>
             </w:r>
           </w:p>
         </w:tc>
@@ -1802,7 +1802,7 @@
               <w:rPr>
                 <w:sz w:val="17"/>
               </w:rPr>
-              <w:t>37 (5.1%)</w:t>
+              <w:t>37 (5.2%)</w:t>
             </w:r>
           </w:p>
         </w:tc>
@@ -1815,7 +1815,7 @@
               <w:rPr>
                 <w:sz w:val="17"/>
               </w:rPr>
-              <w:t>0.858</w:t>
+              <w:t>1.000</w:t>
             </w:r>
           </w:p>
         </w:tc>
@@ -1828,7 +1828,7 @@
               <w:rPr>
                 <w:sz w:val="17"/>
               </w:rPr>
-              <w:t>0.015</w:t>
+              <w:t>0.013</w:t>
             </w:r>
           </w:p>
         </w:tc>
@@ -1856,7 +1856,7 @@
               <w:rPr>
                 <w:sz w:val="17"/>
               </w:rPr>
-              <w:t>113 (55.4%)</w:t>
+              <w:t>113 (55.7%)</w:t>
             </w:r>
           </w:p>
         </w:tc>
@@ -1869,7 +1869,7 @@
               <w:rPr>
                 <w:sz w:val="17"/>
               </w:rPr>
-              <w:t>360 (49.3%)</w:t>
+              <w:t>349 (49.2%)</w:t>
             </w:r>
           </w:p>
         </w:tc>
@@ -1882,7 +1882,7 @@
               <w:rPr>
                 <w:sz w:val="17"/>
               </w:rPr>
-              <w:t>0.133</w:t>
+              <w:t>0.112</w:t>
             </w:r>
           </w:p>
         </w:tc>
@@ -1895,7 +1895,7 @@
               <w:rPr>
                 <w:sz w:val="17"/>
               </w:rPr>
-              <w:t>0.122</w:t>
+              <w:t>0.129</w:t>
             </w:r>
           </w:p>
         </w:tc>
@@ -1936,7 +1936,7 @@
               <w:rPr>
                 <w:sz w:val="17"/>
               </w:rPr>
-              <w:t>14 (1.9%)</w:t>
+              <w:t>13 (1.8%)</w:t>
             </w:r>
           </w:p>
         </w:tc>
@@ -1962,7 +1962,7 @@
               <w:rPr>
                 <w:sz w:val="17"/>
               </w:rPr>
-              <w:t>0.035</w:t>
+              <w:t>0.028</w:t>
             </w:r>
           </w:p>
         </w:tc>
@@ -1990,7 +1990,7 @@
               <w:rPr>
                 <w:sz w:val="17"/>
               </w:rPr>
-              <w:t>26 (12.7%)</w:t>
+              <w:t>26 (12.8%)</w:t>
             </w:r>
           </w:p>
         </w:tc>
@@ -2003,7 +2003,7 @@
               <w:rPr>
                 <w:sz w:val="17"/>
               </w:rPr>
-              <w:t>87 (11.9%)</w:t>
+              <w:t>85 (12.0%)</w:t>
             </w:r>
           </w:p>
         </w:tc>
@@ -2016,7 +2016,7 @@
               <w:rPr>
                 <w:sz w:val="17"/>
               </w:rPr>
-              <w:t>0.717</w:t>
+              <w:t>0.808</w:t>
             </w:r>
           </w:p>
         </w:tc>
@@ -2057,7 +2057,7 @@
               <w:rPr>
                 <w:sz w:val="17"/>
               </w:rPr>
-              <w:t>6 (2.9%)</w:t>
+              <w:t>5 (2.5%)</w:t>
             </w:r>
           </w:p>
         </w:tc>
@@ -2070,7 +2070,7 @@
               <w:rPr>
                 <w:sz w:val="17"/>
               </w:rPr>
-              <w:t>14 (1.9%)</w:t>
+              <w:t>14 (2.0%)</w:t>
             </w:r>
           </w:p>
         </w:tc>
@@ -2083,7 +2083,7 @@
               <w:rPr>
                 <w:sz w:val="17"/>
               </w:rPr>
-              <w:t>0.410</w:t>
+              <w:t>0.589</w:t>
             </w:r>
           </w:p>
         </w:tc>
@@ -2096,7 +2096,7 @@
               <w:rPr>
                 <w:sz w:val="17"/>
               </w:rPr>
-              <w:t>0.067</w:t>
+              <w:t>0.033</w:t>
             </w:r>
           </w:p>
         </w:tc>
@@ -2124,7 +2124,7 @@
               <w:rPr>
                 <w:sz w:val="17"/>
               </w:rPr>
-              <w:t>55 (27.0%)</w:t>
+              <w:t>55 (27.1%)</w:t>
             </w:r>
           </w:p>
         </w:tc>
@@ -2137,7 +2137,7 @@
               <w:rPr>
                 <w:sz w:val="17"/>
               </w:rPr>
-              <w:t>145 (19.9%)</w:t>
+              <w:t>141 (19.9%)</w:t>
             </w:r>
           </w:p>
         </w:tc>
@@ -2150,7 +2150,7 @@
               <w:rPr>
                 <w:sz w:val="17"/>
               </w:rPr>
-              <w:t>0.034</w:t>
+              <w:t>0.033</w:t>
             </w:r>
           </w:p>
         </w:tc>
@@ -2163,7 +2163,7 @@
               <w:rPr>
                 <w:sz w:val="17"/>
               </w:rPr>
-              <w:t>0.168</w:t>
+              <w:t>0.171</w:t>
             </w:r>
           </w:p>
         </w:tc>
@@ -2191,7 +2191,7 @@
               <w:rPr>
                 <w:sz w:val="17"/>
               </w:rPr>
-              <w:t>117 (57.4%)</w:t>
+              <w:t>117 (57.6%)</w:t>
             </w:r>
           </w:p>
         </w:tc>
@@ -2204,7 +2204,7 @@
               <w:rPr>
                 <w:sz w:val="17"/>
               </w:rPr>
-              <w:t>484 (66.3%)</w:t>
+              <w:t>469 (66.1%)</w:t>
             </w:r>
           </w:p>
         </w:tc>
@@ -2217,7 +2217,7 @@
               <w:rPr>
                 <w:sz w:val="17"/>
               </w:rPr>
-              <w:t>0.021</w:t>
+              <w:t>0.031</w:t>
             </w:r>
           </w:p>
         </w:tc>
@@ -2230,7 +2230,7 @@
               <w:rPr>
                 <w:sz w:val="17"/>
               </w:rPr>
-              <w:t>0.185</w:t>
+              <w:t>0.176</w:t>
             </w:r>
           </w:p>
         </w:tc>
@@ -2321,7 +2321,7 @@
               <w:rPr>
                 <w:sz w:val="17"/>
               </w:rPr>
-              <w:t>20 (9.8%)</w:t>
+              <w:t>20 (9.9%)</w:t>
             </w:r>
           </w:p>
         </w:tc>
@@ -2334,7 +2334,7 @@
               <w:rPr>
                 <w:sz w:val="17"/>
               </w:rPr>
-              <w:t>79 (10.8%)</w:t>
+              <w:t>74 (10.4%)</w:t>
             </w:r>
           </w:p>
         </w:tc>
@@ -2347,7 +2347,7 @@
               <w:rPr>
                 <w:sz w:val="17"/>
               </w:rPr>
-              <w:t>0.797</w:t>
+              <w:t>0.896</w:t>
             </w:r>
           </w:p>
         </w:tc>
@@ -2360,7 +2360,7 @@
               <w:rPr>
                 <w:sz w:val="17"/>
               </w:rPr>
-              <w:t>0.033</w:t>
+              <w:t>0.019</w:t>
             </w:r>
           </w:p>
         </w:tc>
@@ -2388,7 +2388,7 @@
               <w:rPr>
                 <w:sz w:val="17"/>
               </w:rPr>
-              <w:t>95 (46.6%)</w:t>
+              <w:t>94 (46.3%)</w:t>
             </w:r>
           </w:p>
         </w:tc>
@@ -2401,7 +2401,7 @@
               <w:rPr>
                 <w:sz w:val="17"/>
               </w:rPr>
-              <w:t>317 (43.4%)</w:t>
+              <w:t>303 (42.7%)</w:t>
             </w:r>
           </w:p>
         </w:tc>
@@ -2414,7 +2414,7 @@
               <w:rPr>
                 <w:sz w:val="17"/>
               </w:rPr>
-              <w:t>0.426</w:t>
+              <w:t>0.378</w:t>
             </w:r>
           </w:p>
         </w:tc>
@@ -2427,7 +2427,7 @@
               <w:rPr>
                 <w:sz w:val="17"/>
               </w:rPr>
-              <w:t>0.063</w:t>
+              <w:t>0.072</w:t>
             </w:r>
           </w:p>
         </w:tc>
@@ -2455,7 +2455,7 @@
               <w:rPr>
                 <w:sz w:val="17"/>
               </w:rPr>
-              <w:t>16 (7.8%)</w:t>
+              <w:t>16 (7.9%)</w:t>
             </w:r>
           </w:p>
         </w:tc>
@@ -2468,7 +2468,7 @@
               <w:rPr>
                 <w:sz w:val="17"/>
               </w:rPr>
-              <w:t>45 (6.2%)</w:t>
+              <w:t>45 (6.3%)</w:t>
             </w:r>
           </w:p>
         </w:tc>
@@ -2481,7 +2481,7 @@
               <w:rPr>
                 <w:sz w:val="17"/>
               </w:rPr>
-              <w:t>0.423</w:t>
+              <w:t>0.428</w:t>
             </w:r>
           </w:p>
         </w:tc>
@@ -2494,7 +2494,7 @@
               <w:rPr>
                 <w:sz w:val="17"/>
               </w:rPr>
-              <w:t>0.066</w:t>
+              <w:t>0.060</w:t>
             </w:r>
           </w:p>
         </w:tc>
@@ -2522,7 +2522,7 @@
               <w:rPr>
                 <w:sz w:val="17"/>
               </w:rPr>
-              <w:t>20 (9.8%)</w:t>
+              <w:t>20 (9.9%)</w:t>
             </w:r>
           </w:p>
         </w:tc>
@@ -2535,7 +2535,7 @@
               <w:rPr>
                 <w:sz w:val="17"/>
               </w:rPr>
-              <w:t>83 (11.4%)</w:t>
+              <w:t>81 (11.4%)</w:t>
             </w:r>
           </w:p>
         </w:tc>
@@ -2548,7 +2548,7 @@
               <w:rPr>
                 <w:sz w:val="17"/>
               </w:rPr>
-              <w:t>0.613</w:t>
+              <w:t>0.612</w:t>
             </w:r>
           </w:p>
         </w:tc>
@@ -2589,7 +2589,7 @@
               <w:rPr>
                 <w:sz w:val="17"/>
               </w:rPr>
-              <w:t>53 (26.0%)</w:t>
+              <w:t>53 (26.1%)</w:t>
             </w:r>
           </w:p>
         </w:tc>
@@ -2602,7 +2602,7 @@
               <w:rPr>
                 <w:sz w:val="17"/>
               </w:rPr>
-              <w:t>206 (28.2%)</w:t>
+              <w:t>206 (29.1%)</w:t>
             </w:r>
           </w:p>
         </w:tc>
@@ -2615,7 +2615,7 @@
               <w:rPr>
                 <w:sz w:val="17"/>
               </w:rPr>
-              <w:t>0.596</w:t>
+              <w:t>0.428</w:t>
             </w:r>
           </w:p>
         </w:tc>
@@ -2628,7 +2628,7 @@
               <w:rPr>
                 <w:sz w:val="17"/>
               </w:rPr>
-              <w:t>0.050</w:t>
+              <w:t>0.066</w:t>
             </w:r>
           </w:p>
         </w:tc>
@@ -2656,7 +2656,7 @@
               <w:rPr>
                 <w:sz w:val="17"/>
               </w:rPr>
-              <w:t>95 (46.6%)</w:t>
+              <w:t>95 (46.8%)</w:t>
             </w:r>
           </w:p>
         </w:tc>
@@ -2669,7 +2669,7 @@
               <w:rPr>
                 <w:sz w:val="17"/>
               </w:rPr>
-              <w:t>323 (44.2%)</w:t>
+              <w:t>314 (44.3%)</w:t>
             </w:r>
           </w:p>
         </w:tc>
@@ -2682,7 +2682,7 @@
               <w:rPr>
                 <w:sz w:val="17"/>
               </w:rPr>
-              <w:t>0.578</w:t>
+              <w:t>0.575</w:t>
             </w:r>
           </w:p>
         </w:tc>
@@ -2695,7 +2695,7 @@
               <w:rPr>
                 <w:sz w:val="17"/>
               </w:rPr>
-              <w:t>0.047</w:t>
+              <w:t>0.050</w:t>
             </w:r>
           </w:p>
         </w:tc>
@@ -2707,7 +2707,7 @@
           <w:sz w:val="16"/>
         </w:rPr>
         <w:br/>
-        <w:t>N=934 (204 vaccinated, 730 non-vaccinated). ≥2 distinct vaccine dose dates required for vaccinated case eligibility; matched non-vaccinated controls of excluded cases dropped to preserve matched-set integrity. 3-month landmark applied symmetrically: index date shifted to index + 90 days; patients with &lt;90 days follow-up or with outcome event in first 90 days excluded. Pre-surgery HPV uses worst-grade molecular pathology before first surgery; post-surgery HPV uses first molecular result after surgery either ever or restricted to before vaccine/index. Surgical pathology severity uses highest-grade tissue diagnosis within ±30 days of first surgery.</w:t>
+        <w:t>N=912 (203 vaccinated, 709 non-vaccinated). ≥2 distinct vaccine dose dates required for vaccinated case eligibility; matched non-vaccinated controls of excluded cases dropped to preserve matched-set integrity. 3-month landmark applied symmetrically: index date shifted to index + 90 days; patients with &lt;90 days follow-up or with outcome event in first 90 days excluded. Pre-surgery HPV uses worst-grade molecular pathology before first surgery; post-surgery HPV uses first molecular result after surgery either ever or restricted to before vaccine/index. Surgical pathology severity uses highest-grade tissue diagnosis within ±30 days of first surgery.</w:t>
       </w:r>
     </w:p>
     <w:sectPr>
